--- a/vi/files/resources/Critical_Appraisal_Checklist_VN.docx
+++ b/vi/files/resources/Critical_Appraisal_Checklist_VN.docx
@@ -15,7 +15,7 @@
         <w:pStyle w:val="Subtitle"/>
       </w:pPr>
       <w:r>
-        <w:t>Bảng kiểm thẩm định y văn (10 câu hỏi)</w:t>
+        <w:t>Bảng kiểm thẩm định phê bình (10 câu hỏi)</w:t>
       </w:r>
     </w:p>
     <w:p>
@@ -2448,7 +2448,7 @@
         <w:color w:val="04242F"/>
         <w:sz w:val="16"/>
       </w:rPr>
-      <w:t>Làm người phản biện: bảng kiểm thẩm định y văn</w:t>
+      <w:t>Làm người phản biện: bảng kiểm thẩm định phê bình</w:t>
     </w:r>
     <w:r>
       <w:tab/>
